--- a/templates/docx/contracts/by_company/kns_grupp/contract_template.docx
+++ b/templates/docx/contracts/by_company/kns_grupp/contract_template.docx
@@ -1,6 +1,6 @@
 
 <file path=word/document.xml><?xml version="1.0" encoding="utf-8"?>
-<w:document xmlns:wpc="http://schemas.microsoft.com/office/word/2010/wordprocessingCanvas" xmlns:cx="http://schemas.microsoft.com/office/drawing/2014/chartex" xmlns:cx1="http://schemas.microsoft.com/office/drawing/2015/9/8/chartex" xmlns:cx2="http://schemas.microsoft.com/office/drawing/2015/10/21/chartex" xmlns:cx3="http://schemas.microsoft.com/office/drawing/2016/5/9/chartex" xmlns:cx4="http://schemas.microsoft.com/office/drawing/2016/5/10/chartex" xmlns:cx5="http://schemas.microsoft.com/office/drawing/2016/5/11/chartex" xmlns:cx6="http://schemas.microsoft.com/office/drawing/2016/5/12/chartex" xmlns:cx7="http://schemas.microsoft.com/office/drawing/2016/5/13/chartex" xmlns:cx8="http://schemas.microsoft.com/office/drawing/2016/5/14/chartex" xmlns:mc="http://schemas.openxmlformats.org/markup-compatibility/2006" xmlns:aink="http://schemas.microsoft.com/office/drawing/2016/ink" xmlns:am3d="http://schemas.microsoft.com/office/drawing/2017/model3d" xmlns:o="urn:schemas-microsoft-com:office:office" xmlns:oel="http://schemas.microsoft.com/office/2019/extlst" xmlns:r="http://schemas.openxmlformats.org/officeDocument/2006/relationships" xmlns:m="http://schemas.openxmlformats.org/officeDocument/2006/math" xmlns:v="urn:schemas-microsoft-com:vml" xmlns:wp14="http://schemas.microsoft.com/office/word/2010/wordprocessingDrawing" xmlns:wp="http://schemas.openxmlformats.org/drawingml/2006/wordprocessingDrawing" xmlns:w10="urn:schemas-microsoft-com:office:word" xmlns:w="http://schemas.openxmlformats.org/wordprocessingml/2006/main" xmlns:w14="http://schemas.microsoft.com/office/word/2010/wordml" xmlns:w15="http://schemas.microsoft.com/office/word/2012/wordml" xmlns:w16cex="http://schemas.microsoft.com/office/word/2018/wordml/cex" xmlns:w16cid="http://schemas.microsoft.com/office/word/2016/wordml/cid" xmlns:w16="http://schemas.microsoft.com/office/word/2018/wordml" xmlns:w16du="http://schemas.microsoft.com/office/word/2023/wordml/word16du" xmlns:w16sdtdh="http://schemas.microsoft.com/office/word/2020/wordml/sdtdatahash" xmlns:w16sdtfl="http://schemas.microsoft.com/office/word/2024/wordml/sdtformatlock" xmlns:w16se="http://schemas.microsoft.com/office/word/2015/wordml/symex" xmlns:wpg="http://schemas.microsoft.com/office/word/2010/wordprocessingGroup" xmlns:wpi="http://schemas.microsoft.com/office/word/2010/wordprocessingInk" xmlns:wne="http://schemas.microsoft.com/office/word/2006/wordml" xmlns:wps="http://schemas.microsoft.com/office/word/2010/wordprocessingShape" mc:Ignorable="w14 w15 w16se w16cid w16 w16cex w16sdtdh w16sdtfl w16du wp14">
+<w:document xmlns:wpc="http://schemas.microsoft.com/office/word/2010/wordprocessingCanvas" xmlns:cx="http://schemas.microsoft.com/office/drawing/2014/chartex" xmlns:cx1="http://schemas.microsoft.com/office/drawing/2015/9/8/chartex" xmlns:cx2="http://schemas.microsoft.com/office/drawing/2015/10/21/chartex" xmlns:cx3="http://schemas.microsoft.com/office/drawing/2016/5/9/chartex" xmlns:cx4="http://schemas.microsoft.com/office/drawing/2016/5/10/chartex" xmlns:cx5="http://schemas.microsoft.com/office/drawing/2016/5/11/chartex" xmlns:cx6="http://schemas.microsoft.com/office/drawing/2016/5/12/chartex" xmlns:cx7="http://schemas.microsoft.com/office/drawing/2016/5/13/chartex" xmlns:cx8="http://schemas.microsoft.com/office/drawing/2016/5/14/chartex" xmlns:mc="http://schemas.openxmlformats.org/markup-compatibility/2006" xmlns:aink="http://schemas.microsoft.com/office/drawing/2016/ink" xmlns:am3d="http://schemas.microsoft.com/office/drawing/2017/model3d" xmlns:o="urn:schemas-microsoft-com:office:office" xmlns:r="http://schemas.openxmlformats.org/officeDocument/2006/relationships" xmlns:m="http://schemas.openxmlformats.org/officeDocument/2006/math" xmlns:v="urn:schemas-microsoft-com:vml" xmlns:wp14="http://schemas.microsoft.com/office/word/2010/wordprocessingDrawing" xmlns:wp="http://schemas.openxmlformats.org/drawingml/2006/wordprocessingDrawing" xmlns:w10="urn:schemas-microsoft-com:office:word" xmlns:w="http://schemas.openxmlformats.org/wordprocessingml/2006/main" xmlns:w14="http://schemas.microsoft.com/office/word/2010/wordml" xmlns:w15="http://schemas.microsoft.com/office/word/2012/wordml" xmlns:w16cid="http://schemas.microsoft.com/office/word/2016/wordml/cid" xmlns:w16se="http://schemas.microsoft.com/office/word/2015/wordml/symex" xmlns:wpg="http://schemas.microsoft.com/office/word/2010/wordprocessingGroup" xmlns:wpi="http://schemas.microsoft.com/office/word/2010/wordprocessingInk" xmlns:wne="http://schemas.microsoft.com/office/word/2006/wordml" xmlns:wps="http://schemas.microsoft.com/office/word/2010/wordprocessingShape" mc:Ignorable="w14 w15 w16se w16cid wp14">
   <w:body>
     <w:p>
       <w:pPr>
@@ -69,6 +69,7 @@
           <w:rFonts w:asciiTheme="minorHAnsi" w:hAnsiTheme="minorHAnsi" w:cstheme="minorHAnsi"/>
           <w:sz w:val="22"/>
           <w:szCs w:val="22"/>
+          <w:lang w:val="en-US"/>
         </w:rPr>
       </w:pPr>
       <w:r>
@@ -77,7 +78,16 @@
           <w:sz w:val="22"/>
           <w:szCs w:val="22"/>
         </w:rPr>
-        <w:t>г. {{ contract.sign_city }}                                                                                                                       {{ contract.sign_date_str }}</w:t>
+        <w:t>г</w:t>
+      </w:r>
+      <w:r>
+        <w:rPr>
+          <w:rFonts w:asciiTheme="minorHAnsi" w:hAnsiTheme="minorHAnsi" w:cstheme="minorHAnsi"/>
+          <w:sz w:val="22"/>
+          <w:szCs w:val="22"/>
+          <w:lang w:val="en-US"/>
+        </w:rPr>
+        <w:t>. {{ contract.sign_city }}                                                                                                                       {{ contract.sign_date_str }}</w:t>
       </w:r>
     </w:p>
     <w:p>
@@ -88,6 +98,7 @@
           <w:rFonts w:asciiTheme="minorHAnsi" w:hAnsiTheme="minorHAnsi" w:cstheme="minorHAnsi"/>
           <w:sz w:val="22"/>
           <w:szCs w:val="22"/>
+          <w:lang w:val="en-US"/>
         </w:rPr>
       </w:pPr>
     </w:p>
@@ -100,6 +111,7 @@
           <w:rFonts w:asciiTheme="minorHAnsi" w:hAnsiTheme="minorHAnsi" w:cstheme="minorHAnsi"/>
           <w:sz w:val="22"/>
           <w:szCs w:val="22"/>
+          <w:lang w:val="en-US"/>
         </w:rPr>
       </w:pPr>
       <w:r>
@@ -107,8 +119,485 @@
           <w:rFonts w:asciiTheme="minorHAnsi" w:hAnsiTheme="minorHAnsi" w:cstheme="minorHAnsi"/>
           <w:sz w:val="22"/>
           <w:szCs w:val="22"/>
-        </w:rPr>
-        <w:t>{{ applicant.citizen_phrase }} {{ applicant.full_name_native }}, именуем{{ applicant.named_suffix }} в дальнейшем "Исполнитель",  с  одной стороны и {{ company.full_name_ru }}, именуемое в дальнейшем  "Заказчик", в лице {{ company.director_position_ru }} {{ company.director_full_name_genitive_ru }}, с другой стороны, совместно именуемые "Стороны", по отдельности "Сторона", заключили настоящий Договор о нижеследующем:</w:t>
+          <w:lang w:val="en-US"/>
+        </w:rPr>
+        <w:t xml:space="preserve">{{ applicant.citizen_phrase }} {{ applicant.full_name_native }}, </w:t>
+      </w:r>
+      <w:r>
+        <w:rPr>
+          <w:rFonts w:asciiTheme="minorHAnsi" w:hAnsiTheme="minorHAnsi" w:cstheme="minorHAnsi"/>
+          <w:sz w:val="22"/>
+          <w:szCs w:val="22"/>
+        </w:rPr>
+        <w:t>именуем</w:t>
+      </w:r>
+      <w:r>
+        <w:rPr>
+          <w:rFonts w:asciiTheme="minorHAnsi" w:hAnsiTheme="minorHAnsi" w:cstheme="minorHAnsi"/>
+          <w:sz w:val="22"/>
+          <w:szCs w:val="22"/>
+          <w:lang w:val="en-US"/>
+        </w:rPr>
+        <w:t xml:space="preserve">{{ applicant.named_suffix }} </w:t>
+      </w:r>
+      <w:r>
+        <w:rPr>
+          <w:rFonts w:asciiTheme="minorHAnsi" w:hAnsiTheme="minorHAnsi" w:cstheme="minorHAnsi"/>
+          <w:sz w:val="22"/>
+          <w:szCs w:val="22"/>
+        </w:rPr>
+        <w:t>в</w:t>
+      </w:r>
+      <w:r>
+        <w:rPr>
+          <w:rFonts w:asciiTheme="minorHAnsi" w:hAnsiTheme="minorHAnsi" w:cstheme="minorHAnsi"/>
+          <w:sz w:val="22"/>
+          <w:szCs w:val="22"/>
+          <w:lang w:val="en-US"/>
+        </w:rPr>
+        <w:t xml:space="preserve"> </w:t>
+      </w:r>
+      <w:r>
+        <w:rPr>
+          <w:rFonts w:asciiTheme="minorHAnsi" w:hAnsiTheme="minorHAnsi" w:cstheme="minorHAnsi"/>
+          <w:sz w:val="22"/>
+          <w:szCs w:val="22"/>
+        </w:rPr>
+        <w:t>дальнейшем</w:t>
+      </w:r>
+      <w:r>
+        <w:rPr>
+          <w:rFonts w:asciiTheme="minorHAnsi" w:hAnsiTheme="minorHAnsi" w:cstheme="minorHAnsi"/>
+          <w:sz w:val="22"/>
+          <w:szCs w:val="22"/>
+          <w:lang w:val="en-US"/>
+        </w:rPr>
+        <w:t xml:space="preserve"> "</w:t>
+      </w:r>
+      <w:r>
+        <w:rPr>
+          <w:rFonts w:asciiTheme="minorHAnsi" w:hAnsiTheme="minorHAnsi" w:cstheme="minorHAnsi"/>
+          <w:sz w:val="22"/>
+          <w:szCs w:val="22"/>
+        </w:rPr>
+        <w:t>Исполнитель</w:t>
+      </w:r>
+      <w:r>
+        <w:rPr>
+          <w:rFonts w:asciiTheme="minorHAnsi" w:hAnsiTheme="minorHAnsi" w:cstheme="minorHAnsi"/>
+          <w:sz w:val="22"/>
+          <w:szCs w:val="22"/>
+          <w:lang w:val="en-US"/>
+        </w:rPr>
+        <w:t xml:space="preserve">",  </w:t>
+      </w:r>
+      <w:r>
+        <w:rPr>
+          <w:rFonts w:asciiTheme="minorHAnsi" w:hAnsiTheme="minorHAnsi" w:cstheme="minorHAnsi"/>
+          <w:sz w:val="22"/>
+          <w:szCs w:val="22"/>
+        </w:rPr>
+        <w:t>с</w:t>
+      </w:r>
+      <w:r>
+        <w:rPr>
+          <w:rFonts w:asciiTheme="minorHAnsi" w:hAnsiTheme="minorHAnsi" w:cstheme="minorHAnsi"/>
+          <w:sz w:val="22"/>
+          <w:szCs w:val="22"/>
+          <w:lang w:val="en-US"/>
+        </w:rPr>
+        <w:t xml:space="preserve">  </w:t>
+      </w:r>
+      <w:r>
+        <w:rPr>
+          <w:rFonts w:asciiTheme="minorHAnsi" w:hAnsiTheme="minorHAnsi" w:cstheme="minorHAnsi"/>
+          <w:sz w:val="22"/>
+          <w:szCs w:val="22"/>
+        </w:rPr>
+        <w:t>одной</w:t>
+      </w:r>
+      <w:r>
+        <w:rPr>
+          <w:rFonts w:asciiTheme="minorHAnsi" w:hAnsiTheme="minorHAnsi" w:cstheme="minorHAnsi"/>
+          <w:sz w:val="22"/>
+          <w:szCs w:val="22"/>
+          <w:lang w:val="en-US"/>
+        </w:rPr>
+        <w:t xml:space="preserve"> </w:t>
+      </w:r>
+      <w:r>
+        <w:rPr>
+          <w:rFonts w:asciiTheme="minorHAnsi" w:hAnsiTheme="minorHAnsi" w:cstheme="minorHAnsi"/>
+          <w:sz w:val="22"/>
+          <w:szCs w:val="22"/>
+        </w:rPr>
+        <w:t>стороны</w:t>
+      </w:r>
+      <w:r>
+        <w:rPr>
+          <w:rFonts w:asciiTheme="minorHAnsi" w:hAnsiTheme="minorHAnsi" w:cstheme="minorHAnsi"/>
+          <w:sz w:val="22"/>
+          <w:szCs w:val="22"/>
+          <w:lang w:val="en-US"/>
+        </w:rPr>
+        <w:t xml:space="preserve"> </w:t>
+      </w:r>
+      <w:r>
+        <w:rPr>
+          <w:rFonts w:asciiTheme="minorHAnsi" w:hAnsiTheme="minorHAnsi" w:cstheme="minorHAnsi"/>
+          <w:sz w:val="22"/>
+          <w:szCs w:val="22"/>
+        </w:rPr>
+        <w:t>и</w:t>
+      </w:r>
+      <w:r>
+        <w:rPr>
+          <w:rFonts w:asciiTheme="minorHAnsi" w:hAnsiTheme="minorHAnsi" w:cstheme="minorHAnsi"/>
+          <w:sz w:val="22"/>
+          <w:szCs w:val="22"/>
+          <w:lang w:val="en-US"/>
+        </w:rPr>
+        <w:t xml:space="preserve"> {{ company.full_name_ru }}, </w:t>
+      </w:r>
+      <w:r>
+        <w:rPr>
+          <w:rFonts w:asciiTheme="minorHAnsi" w:hAnsiTheme="minorHAnsi" w:cstheme="minorHAnsi"/>
+          <w:sz w:val="22"/>
+          <w:szCs w:val="22"/>
+        </w:rPr>
+        <w:t>именуемое</w:t>
+      </w:r>
+      <w:r>
+        <w:rPr>
+          <w:rFonts w:asciiTheme="minorHAnsi" w:hAnsiTheme="minorHAnsi" w:cstheme="minorHAnsi"/>
+          <w:sz w:val="22"/>
+          <w:szCs w:val="22"/>
+          <w:lang w:val="en-US"/>
+        </w:rPr>
+        <w:t xml:space="preserve"> </w:t>
+      </w:r>
+      <w:r>
+        <w:rPr>
+          <w:rFonts w:asciiTheme="minorHAnsi" w:hAnsiTheme="minorHAnsi" w:cstheme="minorHAnsi"/>
+          <w:sz w:val="22"/>
+          <w:szCs w:val="22"/>
+        </w:rPr>
+        <w:t>в</w:t>
+      </w:r>
+      <w:r>
+        <w:rPr>
+          <w:rFonts w:asciiTheme="minorHAnsi" w:hAnsiTheme="minorHAnsi" w:cstheme="minorHAnsi"/>
+          <w:sz w:val="22"/>
+          <w:szCs w:val="22"/>
+          <w:lang w:val="en-US"/>
+        </w:rPr>
+        <w:t xml:space="preserve"> </w:t>
+      </w:r>
+      <w:r>
+        <w:rPr>
+          <w:rFonts w:asciiTheme="minorHAnsi" w:hAnsiTheme="minorHAnsi" w:cstheme="minorHAnsi"/>
+          <w:sz w:val="22"/>
+          <w:szCs w:val="22"/>
+        </w:rPr>
+        <w:t>дальнейшем</w:t>
+      </w:r>
+      <w:r>
+        <w:rPr>
+          <w:rFonts w:asciiTheme="minorHAnsi" w:hAnsiTheme="minorHAnsi" w:cstheme="minorHAnsi"/>
+          <w:sz w:val="22"/>
+          <w:szCs w:val="22"/>
+          <w:lang w:val="en-US"/>
+        </w:rPr>
+        <w:t xml:space="preserve">  "</w:t>
+      </w:r>
+      <w:r>
+        <w:rPr>
+          <w:rFonts w:asciiTheme="minorHAnsi" w:hAnsiTheme="minorHAnsi" w:cstheme="minorHAnsi"/>
+          <w:sz w:val="22"/>
+          <w:szCs w:val="22"/>
+        </w:rPr>
+        <w:t>Заказчик</w:t>
+      </w:r>
+      <w:r>
+        <w:rPr>
+          <w:rFonts w:asciiTheme="minorHAnsi" w:hAnsiTheme="minorHAnsi" w:cstheme="minorHAnsi"/>
+          <w:sz w:val="22"/>
+          <w:szCs w:val="22"/>
+          <w:lang w:val="en-US"/>
+        </w:rPr>
+        <w:t xml:space="preserve">", </w:t>
+      </w:r>
+      <w:r>
+        <w:rPr>
+          <w:rFonts w:asciiTheme="minorHAnsi" w:hAnsiTheme="minorHAnsi" w:cstheme="minorHAnsi"/>
+          <w:sz w:val="22"/>
+          <w:szCs w:val="22"/>
+        </w:rPr>
+        <w:t>в</w:t>
+      </w:r>
+      <w:r>
+        <w:rPr>
+          <w:rFonts w:asciiTheme="minorHAnsi" w:hAnsiTheme="minorHAnsi" w:cstheme="minorHAnsi"/>
+          <w:sz w:val="22"/>
+          <w:szCs w:val="22"/>
+          <w:lang w:val="en-US"/>
+        </w:rPr>
+        <w:t xml:space="preserve"> </w:t>
+      </w:r>
+      <w:r>
+        <w:rPr>
+          <w:rFonts w:asciiTheme="minorHAnsi" w:hAnsiTheme="minorHAnsi" w:cstheme="minorHAnsi"/>
+          <w:sz w:val="22"/>
+          <w:szCs w:val="22"/>
+        </w:rPr>
+        <w:t>лице</w:t>
+      </w:r>
+      <w:r>
+        <w:rPr>
+          <w:rFonts w:asciiTheme="minorHAnsi" w:hAnsiTheme="minorHAnsi" w:cstheme="minorHAnsi"/>
+          <w:sz w:val="22"/>
+          <w:szCs w:val="22"/>
+          <w:lang w:val="en-US"/>
+        </w:rPr>
+        <w:t xml:space="preserve"> {{ company.director_position_ru }} {{ company.director_full_name_genitive_ru }}, </w:t>
+      </w:r>
+      <w:r>
+        <w:rPr>
+          <w:rFonts w:asciiTheme="minorHAnsi" w:hAnsiTheme="minorHAnsi" w:cstheme="minorHAnsi"/>
+          <w:sz w:val="22"/>
+          <w:szCs w:val="22"/>
+        </w:rPr>
+        <w:t>с</w:t>
+      </w:r>
+      <w:r>
+        <w:rPr>
+          <w:rFonts w:asciiTheme="minorHAnsi" w:hAnsiTheme="minorHAnsi" w:cstheme="minorHAnsi"/>
+          <w:sz w:val="22"/>
+          <w:szCs w:val="22"/>
+          <w:lang w:val="en-US"/>
+        </w:rPr>
+        <w:t xml:space="preserve"> </w:t>
+      </w:r>
+      <w:r>
+        <w:rPr>
+          <w:rFonts w:asciiTheme="minorHAnsi" w:hAnsiTheme="minorHAnsi" w:cstheme="minorHAnsi"/>
+          <w:sz w:val="22"/>
+          <w:szCs w:val="22"/>
+        </w:rPr>
+        <w:t>другой</w:t>
+      </w:r>
+      <w:r>
+        <w:rPr>
+          <w:rFonts w:asciiTheme="minorHAnsi" w:hAnsiTheme="minorHAnsi" w:cstheme="minorHAnsi"/>
+          <w:sz w:val="22"/>
+          <w:szCs w:val="22"/>
+          <w:lang w:val="en-US"/>
+        </w:rPr>
+        <w:t xml:space="preserve"> </w:t>
+      </w:r>
+      <w:r>
+        <w:rPr>
+          <w:rFonts w:asciiTheme="minorHAnsi" w:hAnsiTheme="minorHAnsi" w:cstheme="minorHAnsi"/>
+          <w:sz w:val="22"/>
+          <w:szCs w:val="22"/>
+        </w:rPr>
+        <w:t>стороны</w:t>
+      </w:r>
+      <w:r>
+        <w:rPr>
+          <w:rFonts w:asciiTheme="minorHAnsi" w:hAnsiTheme="minorHAnsi" w:cstheme="minorHAnsi"/>
+          <w:sz w:val="22"/>
+          <w:szCs w:val="22"/>
+          <w:lang w:val="en-US"/>
+        </w:rPr>
+        <w:t xml:space="preserve">, </w:t>
+      </w:r>
+      <w:r>
+        <w:rPr>
+          <w:rFonts w:asciiTheme="minorHAnsi" w:hAnsiTheme="minorHAnsi" w:cstheme="minorHAnsi"/>
+          <w:sz w:val="22"/>
+          <w:szCs w:val="22"/>
+        </w:rPr>
+        <w:t>совместно</w:t>
+      </w:r>
+      <w:r>
+        <w:rPr>
+          <w:rFonts w:asciiTheme="minorHAnsi" w:hAnsiTheme="minorHAnsi" w:cstheme="minorHAnsi"/>
+          <w:sz w:val="22"/>
+          <w:szCs w:val="22"/>
+          <w:lang w:val="en-US"/>
+        </w:rPr>
+        <w:t xml:space="preserve"> </w:t>
+      </w:r>
+      <w:r>
+        <w:rPr>
+          <w:rFonts w:asciiTheme="minorHAnsi" w:hAnsiTheme="minorHAnsi" w:cstheme="minorHAnsi"/>
+          <w:sz w:val="22"/>
+          <w:szCs w:val="22"/>
+        </w:rPr>
+        <w:t>именуемые</w:t>
+      </w:r>
+      <w:r>
+        <w:rPr>
+          <w:rFonts w:asciiTheme="minorHAnsi" w:hAnsiTheme="minorHAnsi" w:cstheme="minorHAnsi"/>
+          <w:sz w:val="22"/>
+          <w:szCs w:val="22"/>
+          <w:lang w:val="en-US"/>
+        </w:rPr>
+        <w:t xml:space="preserve"> "</w:t>
+      </w:r>
+      <w:r>
+        <w:rPr>
+          <w:rFonts w:asciiTheme="minorHAnsi" w:hAnsiTheme="minorHAnsi" w:cstheme="minorHAnsi"/>
+          <w:sz w:val="22"/>
+          <w:szCs w:val="22"/>
+        </w:rPr>
+        <w:t>Стороны</w:t>
+      </w:r>
+      <w:r>
+        <w:rPr>
+          <w:rFonts w:asciiTheme="minorHAnsi" w:hAnsiTheme="minorHAnsi" w:cstheme="minorHAnsi"/>
+          <w:sz w:val="22"/>
+          <w:szCs w:val="22"/>
+          <w:lang w:val="en-US"/>
+        </w:rPr>
+        <w:t xml:space="preserve">", </w:t>
+      </w:r>
+      <w:r>
+        <w:rPr>
+          <w:rFonts w:asciiTheme="minorHAnsi" w:hAnsiTheme="minorHAnsi" w:cstheme="minorHAnsi"/>
+          <w:sz w:val="22"/>
+          <w:szCs w:val="22"/>
+        </w:rPr>
+        <w:t>по</w:t>
+      </w:r>
+      <w:r>
+        <w:rPr>
+          <w:rFonts w:asciiTheme="minorHAnsi" w:hAnsiTheme="minorHAnsi" w:cstheme="minorHAnsi"/>
+          <w:sz w:val="22"/>
+          <w:szCs w:val="22"/>
+          <w:lang w:val="en-US"/>
+        </w:rPr>
+        <w:t xml:space="preserve"> </w:t>
+      </w:r>
+      <w:r>
+        <w:rPr>
+          <w:rFonts w:asciiTheme="minorHAnsi" w:hAnsiTheme="minorHAnsi" w:cstheme="minorHAnsi"/>
+          <w:sz w:val="22"/>
+          <w:szCs w:val="22"/>
+        </w:rPr>
+        <w:t>отдельности</w:t>
+      </w:r>
+      <w:r>
+        <w:rPr>
+          <w:rFonts w:asciiTheme="minorHAnsi" w:hAnsiTheme="minorHAnsi" w:cstheme="minorHAnsi"/>
+          <w:sz w:val="22"/>
+          <w:szCs w:val="22"/>
+          <w:lang w:val="en-US"/>
+        </w:rPr>
+        <w:t xml:space="preserve"> "</w:t>
+      </w:r>
+      <w:r>
+        <w:rPr>
+          <w:rFonts w:asciiTheme="minorHAnsi" w:hAnsiTheme="minorHAnsi" w:cstheme="minorHAnsi"/>
+          <w:sz w:val="22"/>
+          <w:szCs w:val="22"/>
+        </w:rPr>
+        <w:t>Сторона</w:t>
+      </w:r>
+      <w:r>
+        <w:rPr>
+          <w:rFonts w:asciiTheme="minorHAnsi" w:hAnsiTheme="minorHAnsi" w:cstheme="minorHAnsi"/>
+          <w:sz w:val="22"/>
+          <w:szCs w:val="22"/>
+          <w:lang w:val="en-US"/>
+        </w:rPr>
+        <w:t xml:space="preserve">", </w:t>
+      </w:r>
+      <w:r>
+        <w:rPr>
+          <w:rFonts w:asciiTheme="minorHAnsi" w:hAnsiTheme="minorHAnsi" w:cstheme="minorHAnsi"/>
+          <w:sz w:val="22"/>
+          <w:szCs w:val="22"/>
+        </w:rPr>
+        <w:t>заключили</w:t>
+      </w:r>
+      <w:r>
+        <w:rPr>
+          <w:rFonts w:asciiTheme="minorHAnsi" w:hAnsiTheme="minorHAnsi" w:cstheme="minorHAnsi"/>
+          <w:sz w:val="22"/>
+          <w:szCs w:val="22"/>
+          <w:lang w:val="en-US"/>
+        </w:rPr>
+        <w:t xml:space="preserve"> </w:t>
+      </w:r>
+      <w:r>
+        <w:rPr>
+          <w:rFonts w:asciiTheme="minorHAnsi" w:hAnsiTheme="minorHAnsi" w:cstheme="minorHAnsi"/>
+          <w:sz w:val="22"/>
+          <w:szCs w:val="22"/>
+        </w:rPr>
+        <w:t>настоящий</w:t>
+      </w:r>
+      <w:r>
+        <w:rPr>
+          <w:rFonts w:asciiTheme="minorHAnsi" w:hAnsiTheme="minorHAnsi" w:cstheme="minorHAnsi"/>
+          <w:sz w:val="22"/>
+          <w:szCs w:val="22"/>
+          <w:lang w:val="en-US"/>
+        </w:rPr>
+        <w:t xml:space="preserve"> </w:t>
+      </w:r>
+      <w:r>
+        <w:rPr>
+          <w:rFonts w:asciiTheme="minorHAnsi" w:hAnsiTheme="minorHAnsi" w:cstheme="minorHAnsi"/>
+          <w:sz w:val="22"/>
+          <w:szCs w:val="22"/>
+        </w:rPr>
+        <w:t>Договор</w:t>
+      </w:r>
+      <w:r>
+        <w:rPr>
+          <w:rFonts w:asciiTheme="minorHAnsi" w:hAnsiTheme="minorHAnsi" w:cstheme="minorHAnsi"/>
+          <w:sz w:val="22"/>
+          <w:szCs w:val="22"/>
+          <w:lang w:val="en-US"/>
+        </w:rPr>
+        <w:t xml:space="preserve"> </w:t>
+      </w:r>
+      <w:r>
+        <w:rPr>
+          <w:rFonts w:asciiTheme="minorHAnsi" w:hAnsiTheme="minorHAnsi" w:cstheme="minorHAnsi"/>
+          <w:sz w:val="22"/>
+          <w:szCs w:val="22"/>
+        </w:rPr>
+        <w:t>о</w:t>
+      </w:r>
+      <w:r>
+        <w:rPr>
+          <w:rFonts w:asciiTheme="minorHAnsi" w:hAnsiTheme="minorHAnsi" w:cstheme="minorHAnsi"/>
+          <w:sz w:val="22"/>
+          <w:szCs w:val="22"/>
+          <w:lang w:val="en-US"/>
+        </w:rPr>
+        <w:t xml:space="preserve"> </w:t>
+      </w:r>
+      <w:r>
+        <w:rPr>
+          <w:rFonts w:asciiTheme="minorHAnsi" w:hAnsiTheme="minorHAnsi" w:cstheme="minorHAnsi"/>
+          <w:sz w:val="22"/>
+          <w:szCs w:val="22"/>
+        </w:rPr>
+        <w:t>нижеследующем</w:t>
+      </w:r>
+      <w:r>
+        <w:rPr>
+          <w:rFonts w:asciiTheme="minorHAnsi" w:hAnsiTheme="minorHAnsi" w:cstheme="minorHAnsi"/>
+          <w:sz w:val="22"/>
+          <w:szCs w:val="22"/>
+          <w:lang w:val="en-US"/>
+        </w:rPr>
+        <w:t>:</w:t>
       </w:r>
     </w:p>
     <w:p>
@@ -120,6 +609,7 @@
           <w:rFonts w:asciiTheme="minorHAnsi" w:hAnsiTheme="minorHAnsi" w:cstheme="minorHAnsi"/>
           <w:sz w:val="22"/>
           <w:szCs w:val="22"/>
+          <w:lang w:val="en-US"/>
         </w:rPr>
       </w:pPr>
     </w:p>
@@ -184,7 +674,7 @@
         <w:rPr>
           <w:rFonts w:asciiTheme="minorHAnsi" w:hAnsiTheme="minorHAnsi" w:cstheme="minorHAnsi"/>
         </w:rPr>
-        <w:t xml:space="preserve">Исполнитель обязуется по заданию Заказчика оказать услуги {{ position.title_ru }} (далее - Услуги), включающие:</w:t>
+        <w:t>Исполнитель обязуется по заданию Заказчика оказать услуги {{ position.title_ru }} (далее - Услуги), включающие:</w:t>
       </w:r>
       <w:r>
         <w:rPr>
@@ -202,15 +692,15 @@
         <w:jc w:val="both"/>
         <w:rPr>
           <w:rFonts w:asciiTheme="minorHAnsi" w:eastAsia="Calibri" w:hAnsiTheme="minorHAnsi" w:cstheme="minorHAnsi"/>
-          <w:lang w:eastAsia="en-US"/>
+          <w:lang w:val="en-US" w:eastAsia="en-US"/>
         </w:rPr>
       </w:pPr>
       <w:r>
         <w:rPr>
           <w:rFonts w:asciiTheme="minorHAnsi" w:eastAsia="Calibri" w:hAnsiTheme="minorHAnsi" w:cstheme="minorHAnsi"/>
-          <w:lang w:eastAsia="en-US"/>
-        </w:rPr>
-        <w:t xml:space="preserve">{%p for duty in position.duties %}</w:t>
+          <w:lang w:val="en-US" w:eastAsia="en-US"/>
+        </w:rPr>
+        <w:t>{%p for duty in position.duties %}</w:t>
       </w:r>
     </w:p>
     <w:p>
@@ -229,7 +719,7 @@
           <w:rFonts w:asciiTheme="minorHAnsi" w:eastAsia="Calibri" w:hAnsiTheme="minorHAnsi" w:cstheme="minorHAnsi"/>
           <w:lang w:eastAsia="en-US"/>
         </w:rPr>
-        <w:t xml:space="preserve">{{ duty }}</w:t>
+        <w:t>{{ duty }}</w:t>
       </w:r>
     </w:p>
     <w:p>
@@ -248,7 +738,7 @@
           <w:rFonts w:asciiTheme="minorHAnsi" w:eastAsia="Calibri" w:hAnsiTheme="minorHAnsi" w:cstheme="minorHAnsi"/>
           <w:lang w:eastAsia="en-US"/>
         </w:rPr>
-        <w:t xml:space="preserve">{%p endfor %}</w:t>
+        <w:t>{%p endfor %}</w:t>
       </w:r>
     </w:p>
     <w:p>
@@ -735,6 +1225,7 @@
           <w:rFonts w:asciiTheme="minorHAnsi" w:hAnsiTheme="minorHAnsi" w:cstheme="minorHAnsi"/>
           <w:sz w:val="22"/>
           <w:szCs w:val="22"/>
+          <w:lang w:val="en-US"/>
         </w:rPr>
       </w:pPr>
       <w:r>
@@ -742,8 +1233,61 @@
           <w:rFonts w:asciiTheme="minorHAnsi" w:hAnsiTheme="minorHAnsi" w:cstheme="minorHAnsi"/>
           <w:sz w:val="22"/>
           <w:szCs w:val="22"/>
-        </w:rPr>
-        <w:t>4.1.1. Начало оказания Услуг - {{ fmt_date_long_ru(contract.sign_date) }}</w:t>
+          <w:lang w:val="en-US"/>
+        </w:rPr>
+        <w:lastRenderedPageBreak/>
+        <w:t xml:space="preserve">4.1.1. </w:t>
+      </w:r>
+      <w:r>
+        <w:rPr>
+          <w:rFonts w:asciiTheme="minorHAnsi" w:hAnsiTheme="minorHAnsi" w:cstheme="minorHAnsi"/>
+          <w:sz w:val="22"/>
+          <w:szCs w:val="22"/>
+        </w:rPr>
+        <w:t>Начало</w:t>
+      </w:r>
+      <w:r>
+        <w:rPr>
+          <w:rFonts w:asciiTheme="minorHAnsi" w:hAnsiTheme="minorHAnsi" w:cstheme="minorHAnsi"/>
+          <w:sz w:val="22"/>
+          <w:szCs w:val="22"/>
+          <w:lang w:val="en-US"/>
+        </w:rPr>
+        <w:t xml:space="preserve"> </w:t>
+      </w:r>
+      <w:r>
+        <w:rPr>
+          <w:rFonts w:asciiTheme="minorHAnsi" w:hAnsiTheme="minorHAnsi" w:cstheme="minorHAnsi"/>
+          <w:sz w:val="22"/>
+          <w:szCs w:val="22"/>
+        </w:rPr>
+        <w:t>оказания</w:t>
+      </w:r>
+      <w:r>
+        <w:rPr>
+          <w:rFonts w:asciiTheme="minorHAnsi" w:hAnsiTheme="minorHAnsi" w:cstheme="minorHAnsi"/>
+          <w:sz w:val="22"/>
+          <w:szCs w:val="22"/>
+          <w:lang w:val="en-US"/>
+        </w:rPr>
+        <w:t xml:space="preserve"> </w:t>
+      </w:r>
+      <w:r>
+        <w:rPr>
+          <w:rFonts w:asciiTheme="minorHAnsi" w:hAnsiTheme="minorHAnsi" w:cstheme="minorHAnsi"/>
+          <w:sz w:val="22"/>
+          <w:szCs w:val="22"/>
+        </w:rPr>
+        <w:t>Услуг</w:t>
+      </w:r>
+      <w:r>
+        <w:rPr>
+          <w:rFonts w:asciiTheme="minorHAnsi" w:hAnsiTheme="minorHAnsi" w:cstheme="minorHAnsi"/>
+          <w:sz w:val="22"/>
+          <w:szCs w:val="22"/>
+          <w:lang w:val="en-US"/>
+        </w:rPr>
+        <w:t xml:space="preserve"> - {{ fmt_date_long_ru(contract.sign_date) }}</w:t>
       </w:r>
     </w:p>
     <w:p>
@@ -755,6 +1299,7 @@
           <w:rFonts w:asciiTheme="minorHAnsi" w:hAnsiTheme="minorHAnsi" w:cstheme="minorHAnsi"/>
           <w:sz w:val="22"/>
           <w:szCs w:val="22"/>
+          <w:lang w:val="en-US"/>
         </w:rPr>
       </w:pPr>
       <w:r>
@@ -762,8 +1307,60 @@
           <w:rFonts w:asciiTheme="minorHAnsi" w:hAnsiTheme="minorHAnsi" w:cstheme="minorHAnsi"/>
           <w:sz w:val="22"/>
           <w:szCs w:val="22"/>
-        </w:rPr>
-        <w:t>4.1.2. Окончание оказания Услуг - {{ fmt_date_long_ru(contract.end_date) }}</w:t>
+          <w:lang w:val="en-US"/>
+        </w:rPr>
+        <w:t xml:space="preserve">4.1.2. </w:t>
+      </w:r>
+      <w:r>
+        <w:rPr>
+          <w:rFonts w:asciiTheme="minorHAnsi" w:hAnsiTheme="minorHAnsi" w:cstheme="minorHAnsi"/>
+          <w:sz w:val="22"/>
+          <w:szCs w:val="22"/>
+        </w:rPr>
+        <w:t>Окончание</w:t>
+      </w:r>
+      <w:r>
+        <w:rPr>
+          <w:rFonts w:asciiTheme="minorHAnsi" w:hAnsiTheme="minorHAnsi" w:cstheme="minorHAnsi"/>
+          <w:sz w:val="22"/>
+          <w:szCs w:val="22"/>
+          <w:lang w:val="en-US"/>
+        </w:rPr>
+        <w:t xml:space="preserve"> </w:t>
+      </w:r>
+      <w:r>
+        <w:rPr>
+          <w:rFonts w:asciiTheme="minorHAnsi" w:hAnsiTheme="minorHAnsi" w:cstheme="minorHAnsi"/>
+          <w:sz w:val="22"/>
+          <w:szCs w:val="22"/>
+        </w:rPr>
+        <w:t>оказания</w:t>
+      </w:r>
+      <w:r>
+        <w:rPr>
+          <w:rFonts w:asciiTheme="minorHAnsi" w:hAnsiTheme="minorHAnsi" w:cstheme="minorHAnsi"/>
+          <w:sz w:val="22"/>
+          <w:szCs w:val="22"/>
+          <w:lang w:val="en-US"/>
+        </w:rPr>
+        <w:t xml:space="preserve"> </w:t>
+      </w:r>
+      <w:r>
+        <w:rPr>
+          <w:rFonts w:asciiTheme="minorHAnsi" w:hAnsiTheme="minorHAnsi" w:cstheme="minorHAnsi"/>
+          <w:sz w:val="22"/>
+          <w:szCs w:val="22"/>
+        </w:rPr>
+        <w:t>Услуг</w:t>
+      </w:r>
+      <w:r>
+        <w:rPr>
+          <w:rFonts w:asciiTheme="minorHAnsi" w:hAnsiTheme="minorHAnsi" w:cstheme="minorHAnsi"/>
+          <w:sz w:val="22"/>
+          <w:szCs w:val="22"/>
+          <w:lang w:val="en-US"/>
+        </w:rPr>
+        <w:t xml:space="preserve"> - {{ fmt_date_long_ru(contract.end_date) }}</w:t>
       </w:r>
     </w:p>
     <w:p>
@@ -776,6 +1373,7 @@
           <w:b/>
           <w:sz w:val="22"/>
           <w:szCs w:val="22"/>
+          <w:lang w:val="en-US"/>
         </w:rPr>
       </w:pPr>
     </w:p>
@@ -1111,6 +1709,16 @@
           <w:szCs w:val="22"/>
         </w:rPr>
       </w:pPr>
+      <w:r>
+        <w:rPr>
+          <w:rFonts w:asciiTheme="minorHAnsi" w:hAnsiTheme="minorHAnsi" w:cstheme="minorHAnsi"/>
+          <w:sz w:val="22"/>
+          <w:szCs w:val="22"/>
+        </w:rPr>
+        <w:br/>
+      </w:r>
+      <w:bookmarkStart w:id="0" w:name="_GoBack"/>
+      <w:bookmarkEnd w:id="0"/>
       <w:r>
         <w:rPr>
           <w:rFonts w:asciiTheme="minorHAnsi" w:hAnsiTheme="minorHAnsi" w:cstheme="minorHAnsi"/>
@@ -1157,8 +1765,8 @@
         <w:tblLook w:val="04A0" w:firstRow="1" w:lastRow="0" w:firstColumn="1" w:lastColumn="0" w:noHBand="0" w:noVBand="1"/>
       </w:tblPr>
       <w:tblGrid>
-        <w:gridCol w:w="5239"/>
-        <w:gridCol w:w="5227"/>
+        <w:gridCol w:w="5731"/>
+        <w:gridCol w:w="4735"/>
       </w:tblGrid>
       <w:tr>
         <w:tc>
@@ -1174,6 +1782,7 @@
                 <w:rFonts w:asciiTheme="minorHAnsi" w:hAnsiTheme="minorHAnsi" w:cstheme="minorHAnsi"/>
                 <w:sz w:val="22"/>
                 <w:szCs w:val="22"/>
+                <w:lang w:val="en-US"/>
               </w:rPr>
             </w:pPr>
             <w:r>
@@ -1195,6 +1804,7 @@
                 <w:b/>
                 <w:sz w:val="22"/>
                 <w:szCs w:val="22"/>
+                <w:lang w:val="en-US"/>
               </w:rPr>
             </w:pPr>
             <w:r>
@@ -1203,6 +1813,7 @@
                 <w:b/>
                 <w:sz w:val="22"/>
                 <w:szCs w:val="22"/>
+                <w:lang w:val="en-US"/>
               </w:rPr>
               <w:t xml:space="preserve">{{ company.short_name }} </w:t>
             </w:r>
@@ -1216,6 +1827,7 @@
                 <w:rFonts w:asciiTheme="minorHAnsi" w:hAnsiTheme="minorHAnsi" w:cstheme="minorHAnsi"/>
                 <w:sz w:val="22"/>
                 <w:szCs w:val="22"/>
+                <w:lang w:val="en-US"/>
               </w:rPr>
             </w:pPr>
             <w:r>
@@ -1223,6 +1835,7 @@
                 <w:rFonts w:asciiTheme="minorHAnsi" w:hAnsiTheme="minorHAnsi" w:cstheme="minorHAnsi"/>
                 <w:sz w:val="22"/>
                 <w:szCs w:val="22"/>
+                <w:lang w:val="en-US"/>
               </w:rPr>
               <w:t xml:space="preserve">{{ company.legal_address_line1 }} </w:t>
             </w:r>
@@ -1236,6 +1849,7 @@
                 <w:rFonts w:asciiTheme="minorHAnsi" w:hAnsiTheme="minorHAnsi" w:cstheme="minorHAnsi"/>
                 <w:sz w:val="22"/>
                 <w:szCs w:val="22"/>
+                <w:lang w:val="en-US"/>
               </w:rPr>
             </w:pPr>
             <w:r>
@@ -1243,6 +1857,7 @@
                 <w:rFonts w:asciiTheme="minorHAnsi" w:hAnsiTheme="minorHAnsi" w:cstheme="minorHAnsi"/>
                 <w:sz w:val="22"/>
                 <w:szCs w:val="22"/>
+                <w:lang w:val="en-US"/>
               </w:rPr>
               <w:t>{{ company.legal_address_line2 }}</w:t>
             </w:r>
@@ -1256,6 +1871,20 @@
                 <w:rFonts w:asciiTheme="minorHAnsi" w:hAnsiTheme="minorHAnsi" w:cstheme="minorHAnsi"/>
                 <w:sz w:val="22"/>
                 <w:szCs w:val="22"/>
+                <w:lang w:val="en-US"/>
+              </w:rPr>
+            </w:pPr>
+          </w:p>
+          <w:p>
+            <w:pPr>
+              <w:pStyle w:val="ConsDTNormal"/>
+              <w:spacing w:line="259" w:lineRule="auto"/>
+              <w:jc w:val="left"/>
+              <w:rPr>
+                <w:rFonts w:asciiTheme="minorHAnsi" w:hAnsiTheme="minorHAnsi" w:cstheme="minorHAnsi"/>
+                <w:sz w:val="22"/>
+                <w:szCs w:val="22"/>
+                <w:lang w:val="en-US"/>
               </w:rPr>
             </w:pPr>
             <w:r>
@@ -1264,7 +1893,33 @@
                 <w:sz w:val="22"/>
                 <w:szCs w:val="22"/>
               </w:rPr>
-              <w:t/>
+              <w:t>ИНН</w:t>
+            </w:r>
+            <w:r>
+              <w:rPr>
+                <w:rFonts w:asciiTheme="minorHAnsi" w:hAnsiTheme="minorHAnsi" w:cstheme="minorHAnsi"/>
+                <w:sz w:val="22"/>
+                <w:szCs w:val="22"/>
+                <w:lang w:val="en-US"/>
+              </w:rPr>
+              <w:t>/</w:t>
+            </w:r>
+            <w:r>
+              <w:rPr>
+                <w:rFonts w:asciiTheme="minorHAnsi" w:hAnsiTheme="minorHAnsi" w:cstheme="minorHAnsi"/>
+                <w:sz w:val="22"/>
+                <w:szCs w:val="22"/>
+              </w:rPr>
+              <w:t>КПП</w:t>
+            </w:r>
+            <w:r>
+              <w:rPr>
+                <w:rFonts w:asciiTheme="minorHAnsi" w:hAnsiTheme="minorHAnsi" w:cstheme="minorHAnsi"/>
+                <w:sz w:val="22"/>
+                <w:szCs w:val="22"/>
+                <w:lang w:val="en-US"/>
+              </w:rPr>
+              <w:t xml:space="preserve"> {{ company.tax_id_primary }}/{{ company.tax_id_secondary }}</w:t>
             </w:r>
           </w:p>
           <w:p>
@@ -1276,6 +1931,7 @@
                 <w:rFonts w:asciiTheme="minorHAnsi" w:hAnsiTheme="minorHAnsi" w:cstheme="minorHAnsi"/>
                 <w:sz w:val="22"/>
                 <w:szCs w:val="22"/>
+                <w:lang w:val="en-US"/>
               </w:rPr>
             </w:pPr>
             <w:r>
@@ -1284,7 +1940,33 @@
                 <w:sz w:val="22"/>
                 <w:szCs w:val="22"/>
               </w:rPr>
-              <w:t>ИНН/КПП {{ company.tax_id_primary }}/{{ company.tax_id_secondary }}</w:t>
+              <w:t>р</w:t>
+            </w:r>
+            <w:r>
+              <w:rPr>
+                <w:rFonts w:asciiTheme="minorHAnsi" w:hAnsiTheme="minorHAnsi" w:cstheme="minorHAnsi"/>
+                <w:sz w:val="22"/>
+                <w:szCs w:val="22"/>
+                <w:lang w:val="en-US"/>
+              </w:rPr>
+              <w:t>\</w:t>
+            </w:r>
+            <w:r>
+              <w:rPr>
+                <w:rFonts w:asciiTheme="minorHAnsi" w:hAnsiTheme="minorHAnsi" w:cstheme="minorHAnsi"/>
+                <w:sz w:val="22"/>
+                <w:szCs w:val="22"/>
+              </w:rPr>
+              <w:t>с</w:t>
+            </w:r>
+            <w:r>
+              <w:rPr>
+                <w:rFonts w:asciiTheme="minorHAnsi" w:hAnsiTheme="minorHAnsi" w:cstheme="minorHAnsi"/>
+                <w:sz w:val="22"/>
+                <w:szCs w:val="22"/>
+                <w:lang w:val="en-US"/>
+              </w:rPr>
+              <w:t xml:space="preserve"> {{ company.bank_account }}</w:t>
             </w:r>
           </w:p>
           <w:p>
@@ -1296,6 +1978,7 @@
                 <w:rFonts w:asciiTheme="minorHAnsi" w:hAnsiTheme="minorHAnsi" w:cstheme="minorHAnsi"/>
                 <w:sz w:val="22"/>
                 <w:szCs w:val="22"/>
+                <w:lang w:val="en-US"/>
               </w:rPr>
             </w:pPr>
             <w:r>
@@ -1304,7 +1987,16 @@
                 <w:sz w:val="22"/>
                 <w:szCs w:val="22"/>
               </w:rPr>
-              <w:t>р\с {{ company.bank_account }}</w:t>
+              <w:t>в</w:t>
+            </w:r>
+            <w:r>
+              <w:rPr>
+                <w:rFonts w:asciiTheme="minorHAnsi" w:hAnsiTheme="minorHAnsi" w:cstheme="minorHAnsi"/>
+                <w:sz w:val="22"/>
+                <w:szCs w:val="22"/>
+                <w:lang w:val="en-US"/>
+              </w:rPr>
+              <w:t xml:space="preserve"> {{ company.bank_name }}</w:t>
             </w:r>
           </w:p>
           <w:p>
@@ -1316,6 +2008,7 @@
                 <w:rFonts w:asciiTheme="minorHAnsi" w:hAnsiTheme="minorHAnsi" w:cstheme="minorHAnsi"/>
                 <w:sz w:val="22"/>
                 <w:szCs w:val="22"/>
+                <w:lang w:val="en-US"/>
               </w:rPr>
             </w:pPr>
             <w:r>
@@ -1324,27 +2017,33 @@
                 <w:sz w:val="22"/>
                 <w:szCs w:val="22"/>
               </w:rPr>
-              <w:t>в {{ company.bank_name }}</w:t>
+              <w:t>к</w:t>
             </w:r>
-          </w:p>
-          <w:p>
-            <w:pPr>
-              <w:pStyle w:val="ConsDTNormal"/>
-              <w:spacing w:line="259" w:lineRule="auto"/>
-              <w:jc w:val="left"/>
+            <w:r>
               <w:rPr>
                 <w:rFonts w:asciiTheme="minorHAnsi" w:hAnsiTheme="minorHAnsi" w:cstheme="minorHAnsi"/>
                 <w:sz w:val="22"/>
                 <w:szCs w:val="22"/>
+                <w:lang w:val="en-US"/>
               </w:rPr>
-            </w:pPr>
+              <w:t>\</w:t>
+            </w:r>
             <w:r>
               <w:rPr>
                 <w:rFonts w:asciiTheme="minorHAnsi" w:hAnsiTheme="minorHAnsi" w:cstheme="minorHAnsi"/>
                 <w:sz w:val="22"/>
                 <w:szCs w:val="22"/>
               </w:rPr>
-              <w:t>к\с  {{ company.bank_correspondent_account }}</w:t>
+              <w:t>с</w:t>
+            </w:r>
+            <w:r>
+              <w:rPr>
+                <w:rFonts w:asciiTheme="minorHAnsi" w:hAnsiTheme="minorHAnsi" w:cstheme="minorHAnsi"/>
+                <w:sz w:val="22"/>
+                <w:szCs w:val="22"/>
+                <w:lang w:val="en-US"/>
+              </w:rPr>
+              <w:t xml:space="preserve">  {{ company.bank_correspondent_account }}</w:t>
             </w:r>
           </w:p>
           <w:p>
@@ -1381,6 +2080,7 @@
                 <w:rFonts w:asciiTheme="minorHAnsi" w:hAnsiTheme="minorHAnsi" w:cstheme="minorHAnsi"/>
                 <w:sz w:val="22"/>
                 <w:szCs w:val="22"/>
+                <w:lang w:val="en-US"/>
               </w:rPr>
             </w:pPr>
             <w:r>
@@ -1389,7 +2089,16 @@
                 <w:sz w:val="22"/>
                 <w:szCs w:val="22"/>
               </w:rPr>
-              <w:t>Исполнитель:</w:t>
+              <w:t>Исполнитель</w:t>
+            </w:r>
+            <w:r>
+              <w:rPr>
+                <w:rFonts w:asciiTheme="minorHAnsi" w:hAnsiTheme="minorHAnsi" w:cstheme="minorHAnsi"/>
+                <w:sz w:val="22"/>
+                <w:szCs w:val="22"/>
+                <w:lang w:val="en-US"/>
+              </w:rPr>
+              <w:t>:</w:t>
             </w:r>
           </w:p>
           <w:p>
@@ -1407,6 +2116,7 @@
                 <w:bCs/>
                 <w:sz w:val="22"/>
                 <w:szCs w:val="22"/>
+                <w:lang w:val="en-US"/>
               </w:rPr>
             </w:pPr>
             <w:r>
@@ -1416,6 +2126,7 @@
                 <w:bCs/>
                 <w:sz w:val="22"/>
                 <w:szCs w:val="22"/>
+                <w:lang w:val="en-US"/>
               </w:rPr>
               <w:t>{{ applicant.full_name_native }}</w:t>
             </w:r>
@@ -1433,6 +2144,7 @@
                 <w:rFonts w:asciiTheme="minorHAnsi" w:hAnsiTheme="minorHAnsi" w:cstheme="minorHAnsi"/>
                 <w:sz w:val="22"/>
                 <w:szCs w:val="22"/>
+                <w:lang w:val="en-US"/>
               </w:rPr>
             </w:pPr>
             <w:r>
@@ -1441,7 +2153,50 @@
                 <w:sz w:val="22"/>
                 <w:szCs w:val="22"/>
               </w:rPr>
-              <w:t>Паспорт {{ applicant.passport_formatted }}, выдан {{ fmt_date_ru(applicant.passport_issue_date) }}г. {{ applicant.passport_issuer }}</w:t>
+              <w:t>Паспорт</w:t>
+            </w:r>
+            <w:r>
+              <w:rPr>
+                <w:rFonts w:asciiTheme="minorHAnsi" w:hAnsiTheme="minorHAnsi" w:cstheme="minorHAnsi"/>
+                <w:sz w:val="22"/>
+                <w:szCs w:val="22"/>
+                <w:lang w:val="en-US"/>
+              </w:rPr>
+              <w:t xml:space="preserve"> {{ applicant.passport_formatted }}, </w:t>
+            </w:r>
+            <w:r>
+              <w:rPr>
+                <w:rFonts w:asciiTheme="minorHAnsi" w:hAnsiTheme="minorHAnsi" w:cstheme="minorHAnsi"/>
+                <w:sz w:val="22"/>
+                <w:szCs w:val="22"/>
+              </w:rPr>
+              <w:t>выдан</w:t>
+            </w:r>
+            <w:r>
+              <w:rPr>
+                <w:rFonts w:asciiTheme="minorHAnsi" w:hAnsiTheme="minorHAnsi" w:cstheme="minorHAnsi"/>
+                <w:sz w:val="22"/>
+                <w:szCs w:val="22"/>
+                <w:lang w:val="en-US"/>
+              </w:rPr>
+              <w:t xml:space="preserve"> {{ fmt_date_ru(applicant.passport_issue_date) }}</w:t>
+            </w:r>
+            <w:r>
+              <w:rPr>
+                <w:rFonts w:asciiTheme="minorHAnsi" w:hAnsiTheme="minorHAnsi" w:cstheme="minorHAnsi"/>
+                <w:sz w:val="22"/>
+                <w:szCs w:val="22"/>
+              </w:rPr>
+              <w:t>г</w:t>
+            </w:r>
+            <w:r>
+              <w:rPr>
+                <w:rFonts w:asciiTheme="minorHAnsi" w:hAnsiTheme="minorHAnsi" w:cstheme="minorHAnsi"/>
+                <w:sz w:val="22"/>
+                <w:szCs w:val="22"/>
+                <w:lang w:val="en-US"/>
+              </w:rPr>
+              <w:t>. {{ applicant.passport_issuer }}</w:t>
             </w:r>
           </w:p>
           <w:p>
@@ -1456,6 +2211,7 @@
                 <w:rFonts w:asciiTheme="minorHAnsi" w:hAnsiTheme="minorHAnsi" w:cstheme="minorHAnsi"/>
                 <w:sz w:val="22"/>
                 <w:szCs w:val="22"/>
+                <w:lang w:val="en-US"/>
               </w:rPr>
             </w:pPr>
             <w:r>
@@ -1464,7 +2220,16 @@
                 <w:sz w:val="22"/>
                 <w:szCs w:val="22"/>
               </w:rPr>
-              <w:t>ИНН {{ applicant.inn }}</w:t>
+              <w:t>ИНН</w:t>
+            </w:r>
+            <w:r>
+              <w:rPr>
+                <w:rFonts w:asciiTheme="minorHAnsi" w:hAnsiTheme="minorHAnsi" w:cstheme="minorHAnsi"/>
+                <w:sz w:val="22"/>
+                <w:szCs w:val="22"/>
+                <w:lang w:val="en-US"/>
+              </w:rPr>
+              <w:t xml:space="preserve"> {{ applicant.inn }}</w:t>
             </w:r>
           </w:p>
           <w:p>
@@ -1480,16 +2245,9 @@
                 <w:rFonts w:asciiTheme="minorHAnsi" w:hAnsiTheme="minorHAnsi" w:cstheme="minorHAnsi"/>
                 <w:sz w:val="22"/>
                 <w:szCs w:val="22"/>
+                <w:lang w:val="en-US"/>
               </w:rPr>
             </w:pPr>
-            <w:r>
-              <w:rPr>
-                <w:rFonts w:asciiTheme="minorHAnsi" w:hAnsiTheme="minorHAnsi" w:cstheme="minorHAnsi"/>
-                <w:sz w:val="22"/>
-                <w:szCs w:val="22"/>
-              </w:rPr>
-              <w:t/>
-            </w:r>
           </w:p>
           <w:p>
             <w:pPr>
@@ -1504,6 +2262,7 @@
                 <w:rFonts w:asciiTheme="minorHAnsi" w:hAnsiTheme="minorHAnsi" w:cstheme="minorHAnsi"/>
                 <w:sz w:val="22"/>
                 <w:szCs w:val="22"/>
+                <w:lang w:val="en-US"/>
               </w:rPr>
             </w:pPr>
             <w:r>
@@ -1511,6 +2270,7 @@
                 <w:rFonts w:asciiTheme="minorHAnsi" w:hAnsiTheme="minorHAnsi" w:cstheme="minorHAnsi"/>
                 <w:sz w:val="22"/>
                 <w:szCs w:val="22"/>
+                <w:lang w:val="en-US"/>
               </w:rPr>
               <w:t>{{ applicant.home_address_line1 }} {{ applicant.home_address_line2 }}</w:t>
             </w:r>
@@ -1527,6 +2287,7 @@
                 <w:rFonts w:asciiTheme="minorHAnsi" w:hAnsiTheme="minorHAnsi" w:cstheme="minorHAnsi"/>
                 <w:sz w:val="22"/>
                 <w:szCs w:val="22"/>
+                <w:lang w:val="en-US"/>
               </w:rPr>
             </w:pPr>
             <w:r>
@@ -1535,7 +2296,33 @@
                 <w:sz w:val="22"/>
                 <w:szCs w:val="22"/>
               </w:rPr>
-              <w:t>р\с {{ applicant.bank_account }}</w:t>
+              <w:t>р</w:t>
+            </w:r>
+            <w:r>
+              <w:rPr>
+                <w:rFonts w:asciiTheme="minorHAnsi" w:hAnsiTheme="minorHAnsi" w:cstheme="minorHAnsi"/>
+                <w:sz w:val="22"/>
+                <w:szCs w:val="22"/>
+                <w:lang w:val="en-US"/>
+              </w:rPr>
+              <w:t>\</w:t>
+            </w:r>
+            <w:r>
+              <w:rPr>
+                <w:rFonts w:asciiTheme="minorHAnsi" w:hAnsiTheme="minorHAnsi" w:cstheme="minorHAnsi"/>
+                <w:sz w:val="22"/>
+                <w:szCs w:val="22"/>
+              </w:rPr>
+              <w:t>с</w:t>
+            </w:r>
+            <w:r>
+              <w:rPr>
+                <w:rFonts w:asciiTheme="minorHAnsi" w:hAnsiTheme="minorHAnsi" w:cstheme="minorHAnsi"/>
+                <w:sz w:val="22"/>
+                <w:szCs w:val="22"/>
+                <w:lang w:val="en-US"/>
+              </w:rPr>
+              <w:t xml:space="preserve"> {{ applicant.bank_account }}</w:t>
             </w:r>
           </w:p>
           <w:p>
@@ -1551,6 +2338,7 @@
                 <w:rFonts w:asciiTheme="minorHAnsi" w:hAnsiTheme="minorHAnsi" w:cstheme="minorHAnsi"/>
                 <w:sz w:val="22"/>
                 <w:szCs w:val="22"/>
+                <w:lang w:val="en-US"/>
               </w:rPr>
             </w:pPr>
             <w:r>
@@ -1559,7 +2347,33 @@
                 <w:sz w:val="22"/>
                 <w:szCs w:val="22"/>
               </w:rPr>
-              <w:t xml:space="preserve">в {{ applicant.bank_name }}, БИК {{ applicant.bank_bic }} </w:t>
+              <w:t>в</w:t>
+            </w:r>
+            <w:r>
+              <w:rPr>
+                <w:rFonts w:asciiTheme="minorHAnsi" w:hAnsiTheme="minorHAnsi" w:cstheme="minorHAnsi"/>
+                <w:sz w:val="22"/>
+                <w:szCs w:val="22"/>
+                <w:lang w:val="en-US"/>
+              </w:rPr>
+              <w:t xml:space="preserve"> {{ applicant.bank_name }}, </w:t>
+            </w:r>
+            <w:r>
+              <w:rPr>
+                <w:rFonts w:asciiTheme="minorHAnsi" w:hAnsiTheme="minorHAnsi" w:cstheme="minorHAnsi"/>
+                <w:sz w:val="22"/>
+                <w:szCs w:val="22"/>
+              </w:rPr>
+              <w:t>БИК</w:t>
+            </w:r>
+            <w:r>
+              <w:rPr>
+                <w:rFonts w:asciiTheme="minorHAnsi" w:hAnsiTheme="minorHAnsi" w:cstheme="minorHAnsi"/>
+                <w:sz w:val="22"/>
+                <w:szCs w:val="22"/>
+                <w:lang w:val="en-US"/>
+              </w:rPr>
+              <w:t xml:space="preserve"> {{ applicant.bank_bic }} </w:t>
             </w:r>
           </w:p>
           <w:p>
@@ -1575,6 +2389,7 @@
                 <w:rFonts w:asciiTheme="minorHAnsi" w:hAnsiTheme="minorHAnsi" w:cstheme="minorHAnsi"/>
                 <w:sz w:val="22"/>
                 <w:szCs w:val="22"/>
+                <w:lang w:val="en-US"/>
               </w:rPr>
             </w:pPr>
           </w:p>
@@ -1591,6 +2406,7 @@
                 <w:rFonts w:asciiTheme="minorHAnsi" w:hAnsiTheme="minorHAnsi" w:cstheme="minorHAnsi"/>
                 <w:sz w:val="22"/>
                 <w:szCs w:val="22"/>
+                <w:lang w:val="en-US"/>
               </w:rPr>
             </w:pPr>
           </w:p>
@@ -1606,6 +2422,7 @@
           <w:rFonts w:asciiTheme="minorHAnsi" w:hAnsiTheme="minorHAnsi" w:cstheme="minorHAnsi"/>
           <w:sz w:val="22"/>
           <w:szCs w:val="22"/>
+          <w:lang w:val="en-US"/>
         </w:rPr>
       </w:pPr>
     </w:p>
@@ -1786,7 +2603,7 @@
 </file>
 
 <file path=word/endnotes.xml><?xml version="1.0" encoding="utf-8"?>
-<w:endnotes xmlns:wpc="http://schemas.microsoft.com/office/word/2010/wordprocessingCanvas" xmlns:cx="http://schemas.microsoft.com/office/drawing/2014/chartex" xmlns:cx1="http://schemas.microsoft.com/office/drawing/2015/9/8/chartex" xmlns:cx2="http://schemas.microsoft.com/office/drawing/2015/10/21/chartex" xmlns:cx3="http://schemas.microsoft.com/office/drawing/2016/5/9/chartex" xmlns:cx4="http://schemas.microsoft.com/office/drawing/2016/5/10/chartex" xmlns:cx5="http://schemas.microsoft.com/office/drawing/2016/5/11/chartex" xmlns:cx6="http://schemas.microsoft.com/office/drawing/2016/5/12/chartex" xmlns:cx7="http://schemas.microsoft.com/office/drawing/2016/5/13/chartex" xmlns:cx8="http://schemas.microsoft.com/office/drawing/2016/5/14/chartex" xmlns:mc="http://schemas.openxmlformats.org/markup-compatibility/2006" xmlns:aink="http://schemas.microsoft.com/office/drawing/2016/ink" xmlns:am3d="http://schemas.microsoft.com/office/drawing/2017/model3d" xmlns:o="urn:schemas-microsoft-com:office:office" xmlns:oel="http://schemas.microsoft.com/office/2019/extlst" xmlns:r="http://schemas.openxmlformats.org/officeDocument/2006/relationships" xmlns:m="http://schemas.openxmlformats.org/officeDocument/2006/math" xmlns:v="urn:schemas-microsoft-com:vml" xmlns:wp14="http://schemas.microsoft.com/office/word/2010/wordprocessingDrawing" xmlns:wp="http://schemas.openxmlformats.org/drawingml/2006/wordprocessingDrawing" xmlns:w10="urn:schemas-microsoft-com:office:word" xmlns:w="http://schemas.openxmlformats.org/wordprocessingml/2006/main" xmlns:w14="http://schemas.microsoft.com/office/word/2010/wordml" xmlns:w15="http://schemas.microsoft.com/office/word/2012/wordml" xmlns:w16cex="http://schemas.microsoft.com/office/word/2018/wordml/cex" xmlns:w16cid="http://schemas.microsoft.com/office/word/2016/wordml/cid" xmlns:w16="http://schemas.microsoft.com/office/word/2018/wordml" xmlns:w16du="http://schemas.microsoft.com/office/word/2023/wordml/word16du" xmlns:w16sdtdh="http://schemas.microsoft.com/office/word/2020/wordml/sdtdatahash" xmlns:w16sdtfl="http://schemas.microsoft.com/office/word/2024/wordml/sdtformatlock" xmlns:w16se="http://schemas.microsoft.com/office/word/2015/wordml/symex" xmlns:wpg="http://schemas.microsoft.com/office/word/2010/wordprocessingGroup" xmlns:wpi="http://schemas.microsoft.com/office/word/2010/wordprocessingInk" xmlns:wne="http://schemas.microsoft.com/office/word/2006/wordml" xmlns:wps="http://schemas.microsoft.com/office/word/2010/wordprocessingShape" mc:Ignorable="w14 w15 w16se w16cid w16 w16cex w16sdtdh w16sdtfl w16du wp14">
+<w:endnotes xmlns:wpc="http://schemas.microsoft.com/office/word/2010/wordprocessingCanvas" xmlns:cx="http://schemas.microsoft.com/office/drawing/2014/chartex" xmlns:cx1="http://schemas.microsoft.com/office/drawing/2015/9/8/chartex" xmlns:cx2="http://schemas.microsoft.com/office/drawing/2015/10/21/chartex" xmlns:cx3="http://schemas.microsoft.com/office/drawing/2016/5/9/chartex" xmlns:cx4="http://schemas.microsoft.com/office/drawing/2016/5/10/chartex" xmlns:cx5="http://schemas.microsoft.com/office/drawing/2016/5/11/chartex" xmlns:cx6="http://schemas.microsoft.com/office/drawing/2016/5/12/chartex" xmlns:cx7="http://schemas.microsoft.com/office/drawing/2016/5/13/chartex" xmlns:cx8="http://schemas.microsoft.com/office/drawing/2016/5/14/chartex" xmlns:mc="http://schemas.openxmlformats.org/markup-compatibility/2006" xmlns:aink="http://schemas.microsoft.com/office/drawing/2016/ink" xmlns:am3d="http://schemas.microsoft.com/office/drawing/2017/model3d" xmlns:o="urn:schemas-microsoft-com:office:office" xmlns:r="http://schemas.openxmlformats.org/officeDocument/2006/relationships" xmlns:m="http://schemas.openxmlformats.org/officeDocument/2006/math" xmlns:v="urn:schemas-microsoft-com:vml" xmlns:wp14="http://schemas.microsoft.com/office/word/2010/wordprocessingDrawing" xmlns:wp="http://schemas.openxmlformats.org/drawingml/2006/wordprocessingDrawing" xmlns:w10="urn:schemas-microsoft-com:office:word" xmlns:w="http://schemas.openxmlformats.org/wordprocessingml/2006/main" xmlns:w14="http://schemas.microsoft.com/office/word/2010/wordml" xmlns:w15="http://schemas.microsoft.com/office/word/2012/wordml" xmlns:w16cid="http://schemas.microsoft.com/office/word/2016/wordml/cid" xmlns:w16se="http://schemas.microsoft.com/office/word/2015/wordml/symex" xmlns:wpg="http://schemas.microsoft.com/office/word/2010/wordprocessingGroup" xmlns:wpi="http://schemas.microsoft.com/office/word/2010/wordprocessingInk" xmlns:wne="http://schemas.microsoft.com/office/word/2006/wordml" xmlns:wps="http://schemas.microsoft.com/office/word/2010/wordprocessingShape" mc:Ignorable="w14 w15 w16se w16cid wp14">
   <w:endnote w:type="separator" w:id="-1">
     <w:p>
       <w:pPr>
@@ -1811,7 +2628,7 @@
 </file>
 
 <file path=word/footer1.xml><?xml version="1.0" encoding="utf-8"?>
-<w:ftr xmlns:wpc="http://schemas.microsoft.com/office/word/2010/wordprocessingCanvas" xmlns:cx="http://schemas.microsoft.com/office/drawing/2014/chartex" xmlns:cx1="http://schemas.microsoft.com/office/drawing/2015/9/8/chartex" xmlns:cx2="http://schemas.microsoft.com/office/drawing/2015/10/21/chartex" xmlns:cx3="http://schemas.microsoft.com/office/drawing/2016/5/9/chartex" xmlns:cx4="http://schemas.microsoft.com/office/drawing/2016/5/10/chartex" xmlns:cx5="http://schemas.microsoft.com/office/drawing/2016/5/11/chartex" xmlns:cx6="http://schemas.microsoft.com/office/drawing/2016/5/12/chartex" xmlns:cx7="http://schemas.microsoft.com/office/drawing/2016/5/13/chartex" xmlns:cx8="http://schemas.microsoft.com/office/drawing/2016/5/14/chartex" xmlns:mc="http://schemas.openxmlformats.org/markup-compatibility/2006" xmlns:aink="http://schemas.microsoft.com/office/drawing/2016/ink" xmlns:am3d="http://schemas.microsoft.com/office/drawing/2017/model3d" xmlns:o="urn:schemas-microsoft-com:office:office" xmlns:oel="http://schemas.microsoft.com/office/2019/extlst" xmlns:r="http://schemas.openxmlformats.org/officeDocument/2006/relationships" xmlns:m="http://schemas.openxmlformats.org/officeDocument/2006/math" xmlns:v="urn:schemas-microsoft-com:vml" xmlns:wp14="http://schemas.microsoft.com/office/word/2010/wordprocessingDrawing" xmlns:wp="http://schemas.openxmlformats.org/drawingml/2006/wordprocessingDrawing" xmlns:w10="urn:schemas-microsoft-com:office:word" xmlns:w="http://schemas.openxmlformats.org/wordprocessingml/2006/main" xmlns:w14="http://schemas.microsoft.com/office/word/2010/wordml" xmlns:w15="http://schemas.microsoft.com/office/word/2012/wordml" xmlns:w16cex="http://schemas.microsoft.com/office/word/2018/wordml/cex" xmlns:w16cid="http://schemas.microsoft.com/office/word/2016/wordml/cid" xmlns:w16="http://schemas.microsoft.com/office/word/2018/wordml" xmlns:w16du="http://schemas.microsoft.com/office/word/2023/wordml/word16du" xmlns:w16sdtdh="http://schemas.microsoft.com/office/word/2020/wordml/sdtdatahash" xmlns:w16sdtfl="http://schemas.microsoft.com/office/word/2024/wordml/sdtformatlock" xmlns:w16se="http://schemas.microsoft.com/office/word/2015/wordml/symex" xmlns:wpg="http://schemas.microsoft.com/office/word/2010/wordprocessingGroup" xmlns:wpi="http://schemas.microsoft.com/office/word/2010/wordprocessingInk" xmlns:wne="http://schemas.microsoft.com/office/word/2006/wordml" xmlns:wps="http://schemas.microsoft.com/office/word/2010/wordprocessingShape" mc:Ignorable="w14 w15 w16se w16cid w16 w16cex w16sdtdh w16sdtfl w16du wp14">
+<w:ftr xmlns:wpc="http://schemas.microsoft.com/office/word/2010/wordprocessingCanvas" xmlns:cx="http://schemas.microsoft.com/office/drawing/2014/chartex" xmlns:cx1="http://schemas.microsoft.com/office/drawing/2015/9/8/chartex" xmlns:cx2="http://schemas.microsoft.com/office/drawing/2015/10/21/chartex" xmlns:cx3="http://schemas.microsoft.com/office/drawing/2016/5/9/chartex" xmlns:cx4="http://schemas.microsoft.com/office/drawing/2016/5/10/chartex" xmlns:cx5="http://schemas.microsoft.com/office/drawing/2016/5/11/chartex" xmlns:cx6="http://schemas.microsoft.com/office/drawing/2016/5/12/chartex" xmlns:cx7="http://schemas.microsoft.com/office/drawing/2016/5/13/chartex" xmlns:cx8="http://schemas.microsoft.com/office/drawing/2016/5/14/chartex" xmlns:mc="http://schemas.openxmlformats.org/markup-compatibility/2006" xmlns:aink="http://schemas.microsoft.com/office/drawing/2016/ink" xmlns:am3d="http://schemas.microsoft.com/office/drawing/2017/model3d" xmlns:o="urn:schemas-microsoft-com:office:office" xmlns:r="http://schemas.openxmlformats.org/officeDocument/2006/relationships" xmlns:m="http://schemas.openxmlformats.org/officeDocument/2006/math" xmlns:v="urn:schemas-microsoft-com:vml" xmlns:wp14="http://schemas.microsoft.com/office/word/2010/wordprocessingDrawing" xmlns:wp="http://schemas.openxmlformats.org/drawingml/2006/wordprocessingDrawing" xmlns:w10="urn:schemas-microsoft-com:office:word" xmlns:w="http://schemas.openxmlformats.org/wordprocessingml/2006/main" xmlns:w14="http://schemas.microsoft.com/office/word/2010/wordml" xmlns:w15="http://schemas.microsoft.com/office/word/2012/wordml" xmlns:w16cid="http://schemas.microsoft.com/office/word/2016/wordml/cid" xmlns:w16se="http://schemas.microsoft.com/office/word/2015/wordml/symex" xmlns:wpg="http://schemas.microsoft.com/office/word/2010/wordprocessingGroup" xmlns:wpi="http://schemas.microsoft.com/office/word/2010/wordprocessingInk" xmlns:wne="http://schemas.microsoft.com/office/word/2006/wordml" xmlns:wps="http://schemas.microsoft.com/office/word/2010/wordprocessingShape" mc:Ignorable="w14 w15 w16se w16cid wp14">
   <w:sdt>
     <w:sdtPr>
       <w:id w:val="1992599383"/>
@@ -1820,6 +2637,7 @@
         <w:docPartUnique/>
       </w:docPartObj>
     </w:sdtPr>
+    <w:sdtEndPr/>
     <w:sdtContent>
       <w:p>
         <w:pPr>
@@ -1855,7 +2673,7 @@
 </file>
 
 <file path=word/footnotes.xml><?xml version="1.0" encoding="utf-8"?>
-<w:footnotes xmlns:wpc="http://schemas.microsoft.com/office/word/2010/wordprocessingCanvas" xmlns:cx="http://schemas.microsoft.com/office/drawing/2014/chartex" xmlns:cx1="http://schemas.microsoft.com/office/drawing/2015/9/8/chartex" xmlns:cx2="http://schemas.microsoft.com/office/drawing/2015/10/21/chartex" xmlns:cx3="http://schemas.microsoft.com/office/drawing/2016/5/9/chartex" xmlns:cx4="http://schemas.microsoft.com/office/drawing/2016/5/10/chartex" xmlns:cx5="http://schemas.microsoft.com/office/drawing/2016/5/11/chartex" xmlns:cx6="http://schemas.microsoft.com/office/drawing/2016/5/12/chartex" xmlns:cx7="http://schemas.microsoft.com/office/drawing/2016/5/13/chartex" xmlns:cx8="http://schemas.microsoft.com/office/drawing/2016/5/14/chartex" xmlns:mc="http://schemas.openxmlformats.org/markup-compatibility/2006" xmlns:aink="http://schemas.microsoft.com/office/drawing/2016/ink" xmlns:am3d="http://schemas.microsoft.com/office/drawing/2017/model3d" xmlns:o="urn:schemas-microsoft-com:office:office" xmlns:oel="http://schemas.microsoft.com/office/2019/extlst" xmlns:r="http://schemas.openxmlformats.org/officeDocument/2006/relationships" xmlns:m="http://schemas.openxmlformats.org/officeDocument/2006/math" xmlns:v="urn:schemas-microsoft-com:vml" xmlns:wp14="http://schemas.microsoft.com/office/word/2010/wordprocessingDrawing" xmlns:wp="http://schemas.openxmlformats.org/drawingml/2006/wordprocessingDrawing" xmlns:w10="urn:schemas-microsoft-com:office:word" xmlns:w="http://schemas.openxmlformats.org/wordprocessingml/2006/main" xmlns:w14="http://schemas.microsoft.com/office/word/2010/wordml" xmlns:w15="http://schemas.microsoft.com/office/word/2012/wordml" xmlns:w16cex="http://schemas.microsoft.com/office/word/2018/wordml/cex" xmlns:w16cid="http://schemas.microsoft.com/office/word/2016/wordml/cid" xmlns:w16="http://schemas.microsoft.com/office/word/2018/wordml" xmlns:w16du="http://schemas.microsoft.com/office/word/2023/wordml/word16du" xmlns:w16sdtdh="http://schemas.microsoft.com/office/word/2020/wordml/sdtdatahash" xmlns:w16sdtfl="http://schemas.microsoft.com/office/word/2024/wordml/sdtformatlock" xmlns:w16se="http://schemas.microsoft.com/office/word/2015/wordml/symex" xmlns:wpg="http://schemas.microsoft.com/office/word/2010/wordprocessingGroup" xmlns:wpi="http://schemas.microsoft.com/office/word/2010/wordprocessingInk" xmlns:wne="http://schemas.microsoft.com/office/word/2006/wordml" xmlns:wps="http://schemas.microsoft.com/office/word/2010/wordprocessingShape" mc:Ignorable="w14 w15 w16se w16cid w16 w16cex w16sdtdh w16sdtfl w16du wp14">
+<w:footnotes xmlns:wpc="http://schemas.microsoft.com/office/word/2010/wordprocessingCanvas" xmlns:cx="http://schemas.microsoft.com/office/drawing/2014/chartex" xmlns:cx1="http://schemas.microsoft.com/office/drawing/2015/9/8/chartex" xmlns:cx2="http://schemas.microsoft.com/office/drawing/2015/10/21/chartex" xmlns:cx3="http://schemas.microsoft.com/office/drawing/2016/5/9/chartex" xmlns:cx4="http://schemas.microsoft.com/office/drawing/2016/5/10/chartex" xmlns:cx5="http://schemas.microsoft.com/office/drawing/2016/5/11/chartex" xmlns:cx6="http://schemas.microsoft.com/office/drawing/2016/5/12/chartex" xmlns:cx7="http://schemas.microsoft.com/office/drawing/2016/5/13/chartex" xmlns:cx8="http://schemas.microsoft.com/office/drawing/2016/5/14/chartex" xmlns:mc="http://schemas.openxmlformats.org/markup-compatibility/2006" xmlns:aink="http://schemas.microsoft.com/office/drawing/2016/ink" xmlns:am3d="http://schemas.microsoft.com/office/drawing/2017/model3d" xmlns:o="urn:schemas-microsoft-com:office:office" xmlns:r="http://schemas.openxmlformats.org/officeDocument/2006/relationships" xmlns:m="http://schemas.openxmlformats.org/officeDocument/2006/math" xmlns:v="urn:schemas-microsoft-com:vml" xmlns:wp14="http://schemas.microsoft.com/office/word/2010/wordprocessingDrawing" xmlns:wp="http://schemas.openxmlformats.org/drawingml/2006/wordprocessingDrawing" xmlns:w10="urn:schemas-microsoft-com:office:word" xmlns:w="http://schemas.openxmlformats.org/wordprocessingml/2006/main" xmlns:w14="http://schemas.microsoft.com/office/word/2010/wordml" xmlns:w15="http://schemas.microsoft.com/office/word/2012/wordml" xmlns:w16cid="http://schemas.microsoft.com/office/word/2016/wordml/cid" xmlns:w16se="http://schemas.microsoft.com/office/word/2015/wordml/symex" xmlns:wpg="http://schemas.microsoft.com/office/word/2010/wordprocessingGroup" xmlns:wpi="http://schemas.microsoft.com/office/word/2010/wordprocessingInk" xmlns:wne="http://schemas.microsoft.com/office/word/2006/wordml" xmlns:wps="http://schemas.microsoft.com/office/word/2010/wordprocessingShape" mc:Ignorable="w14 w15 w16se w16cid wp14">
   <w:footnote w:type="separator" w:id="-1">
     <w:p>
       <w:pPr>
@@ -1880,7 +2698,7 @@
 </file>
 
 <file path=word/numbering.xml><?xml version="1.0" encoding="utf-8"?>
-<w:numbering xmlns:wpc="http://schemas.microsoft.com/office/word/2010/wordprocessingCanvas" xmlns:cx="http://schemas.microsoft.com/office/drawing/2014/chartex" xmlns:cx1="http://schemas.microsoft.com/office/drawing/2015/9/8/chartex" xmlns:cx2="http://schemas.microsoft.com/office/drawing/2015/10/21/chartex" xmlns:cx3="http://schemas.microsoft.com/office/drawing/2016/5/9/chartex" xmlns:cx4="http://schemas.microsoft.com/office/drawing/2016/5/10/chartex" xmlns:cx5="http://schemas.microsoft.com/office/drawing/2016/5/11/chartex" xmlns:cx6="http://schemas.microsoft.com/office/drawing/2016/5/12/chartex" xmlns:cx7="http://schemas.microsoft.com/office/drawing/2016/5/13/chartex" xmlns:cx8="http://schemas.microsoft.com/office/drawing/2016/5/14/chartex" xmlns:mc="http://schemas.openxmlformats.org/markup-compatibility/2006" xmlns:aink="http://schemas.microsoft.com/office/drawing/2016/ink" xmlns:am3d="http://schemas.microsoft.com/office/drawing/2017/model3d" xmlns:o="urn:schemas-microsoft-com:office:office" xmlns:oel="http://schemas.microsoft.com/office/2019/extlst" xmlns:r="http://schemas.openxmlformats.org/officeDocument/2006/relationships" xmlns:m="http://schemas.openxmlformats.org/officeDocument/2006/math" xmlns:v="urn:schemas-microsoft-com:vml" xmlns:wp14="http://schemas.microsoft.com/office/word/2010/wordprocessingDrawing" xmlns:wp="http://schemas.openxmlformats.org/drawingml/2006/wordprocessingDrawing" xmlns:w10="urn:schemas-microsoft-com:office:word" xmlns:w="http://schemas.openxmlformats.org/wordprocessingml/2006/main" xmlns:w14="http://schemas.microsoft.com/office/word/2010/wordml" xmlns:w15="http://schemas.microsoft.com/office/word/2012/wordml" xmlns:w16cex="http://schemas.microsoft.com/office/word/2018/wordml/cex" xmlns:w16cid="http://schemas.microsoft.com/office/word/2016/wordml/cid" xmlns:w16="http://schemas.microsoft.com/office/word/2018/wordml" xmlns:w16du="http://schemas.microsoft.com/office/word/2023/wordml/word16du" xmlns:w16sdtdh="http://schemas.microsoft.com/office/word/2020/wordml/sdtdatahash" xmlns:w16sdtfl="http://schemas.microsoft.com/office/word/2024/wordml/sdtformatlock" xmlns:w16se="http://schemas.microsoft.com/office/word/2015/wordml/symex" xmlns:wpg="http://schemas.microsoft.com/office/word/2010/wordprocessingGroup" xmlns:wpi="http://schemas.microsoft.com/office/word/2010/wordprocessingInk" xmlns:wne="http://schemas.microsoft.com/office/word/2006/wordml" xmlns:wps="http://schemas.microsoft.com/office/word/2010/wordprocessingShape" mc:Ignorable="w14 w15 w16se w16cid w16 w16cex w16sdtdh w16sdtfl w16du wp14">
+<w:numbering xmlns:wpc="http://schemas.microsoft.com/office/word/2010/wordprocessingCanvas" xmlns:cx="http://schemas.microsoft.com/office/drawing/2014/chartex" xmlns:cx1="http://schemas.microsoft.com/office/drawing/2015/9/8/chartex" xmlns:cx2="http://schemas.microsoft.com/office/drawing/2015/10/21/chartex" xmlns:cx3="http://schemas.microsoft.com/office/drawing/2016/5/9/chartex" xmlns:cx4="http://schemas.microsoft.com/office/drawing/2016/5/10/chartex" xmlns:cx5="http://schemas.microsoft.com/office/drawing/2016/5/11/chartex" xmlns:cx6="http://schemas.microsoft.com/office/drawing/2016/5/12/chartex" xmlns:cx7="http://schemas.microsoft.com/office/drawing/2016/5/13/chartex" xmlns:cx8="http://schemas.microsoft.com/office/drawing/2016/5/14/chartex" xmlns:mc="http://schemas.openxmlformats.org/markup-compatibility/2006" xmlns:aink="http://schemas.microsoft.com/office/drawing/2016/ink" xmlns:am3d="http://schemas.microsoft.com/office/drawing/2017/model3d" xmlns:o="urn:schemas-microsoft-com:office:office" xmlns:r="http://schemas.openxmlformats.org/officeDocument/2006/relationships" xmlns:m="http://schemas.openxmlformats.org/officeDocument/2006/math" xmlns:v="urn:schemas-microsoft-com:vml" xmlns:wp14="http://schemas.microsoft.com/office/word/2010/wordprocessingDrawing" xmlns:wp="http://schemas.openxmlformats.org/drawingml/2006/wordprocessingDrawing" xmlns:w10="urn:schemas-microsoft-com:office:word" xmlns:w="http://schemas.openxmlformats.org/wordprocessingml/2006/main" xmlns:w14="http://schemas.microsoft.com/office/word/2010/wordml" xmlns:w15="http://schemas.microsoft.com/office/word/2012/wordml" xmlns:w16cid="http://schemas.microsoft.com/office/word/2016/wordml/cid" xmlns:w16se="http://schemas.microsoft.com/office/word/2015/wordml/symex" xmlns:wpg="http://schemas.microsoft.com/office/word/2010/wordprocessingGroup" xmlns:wpi="http://schemas.microsoft.com/office/word/2010/wordprocessingInk" xmlns:wne="http://schemas.microsoft.com/office/word/2006/wordml" xmlns:wps="http://schemas.microsoft.com/office/word/2010/wordprocessingShape" mc:Ignorable="w14 w15 w16se w16cid wp14">
   <w:abstractNum w:abstractNumId="0" w15:restartNumberingAfterBreak="0">
     <w:nsid w:val="18DA0FE2"/>
     <w:multiLevelType w:val="multilevel"/>
@@ -2343,23 +3161,23 @@
       </w:rPr>
     </w:lvl>
   </w:abstractNum>
-  <w:num w:numId="1" w16cid:durableId="1608077506">
+  <w:num w:numId="1">
     <w:abstractNumId w:val="2"/>
   </w:num>
-  <w:num w:numId="2" w16cid:durableId="1761101116">
+  <w:num w:numId="2">
     <w:abstractNumId w:val="0"/>
   </w:num>
-  <w:num w:numId="3" w16cid:durableId="1531065190">
+  <w:num w:numId="3">
     <w:abstractNumId w:val="3"/>
   </w:num>
-  <w:num w:numId="4" w16cid:durableId="620065426">
+  <w:num w:numId="4">
     <w:abstractNumId w:val="1"/>
   </w:num>
 </w:numbering>
 </file>
 
 <file path=word/styles.xml><?xml version="1.0" encoding="utf-8"?>
-<w:styles xmlns:mc="http://schemas.openxmlformats.org/markup-compatibility/2006" xmlns:r="http://schemas.openxmlformats.org/officeDocument/2006/relationships" xmlns:w="http://schemas.openxmlformats.org/wordprocessingml/2006/main" xmlns:w14="http://schemas.microsoft.com/office/word/2010/wordml" xmlns:w15="http://schemas.microsoft.com/office/word/2012/wordml" xmlns:w16cex="http://schemas.microsoft.com/office/word/2018/wordml/cex" xmlns:w16cid="http://schemas.microsoft.com/office/word/2016/wordml/cid" xmlns:w16="http://schemas.microsoft.com/office/word/2018/wordml" xmlns:w16du="http://schemas.microsoft.com/office/word/2023/wordml/word16du" xmlns:w16sdtdh="http://schemas.microsoft.com/office/word/2020/wordml/sdtdatahash" xmlns:w16sdtfl="http://schemas.microsoft.com/office/word/2024/wordml/sdtformatlock" xmlns:w16se="http://schemas.microsoft.com/office/word/2015/wordml/symex" mc:Ignorable="w14 w15 w16se w16cid w16 w16cex w16sdtdh w16sdtfl w16du">
+<w:styles xmlns:mc="http://schemas.openxmlformats.org/markup-compatibility/2006" xmlns:r="http://schemas.openxmlformats.org/officeDocument/2006/relationships" xmlns:w="http://schemas.openxmlformats.org/wordprocessingml/2006/main" xmlns:w14="http://schemas.microsoft.com/office/word/2010/wordml" xmlns:w15="http://schemas.microsoft.com/office/word/2012/wordml" xmlns:w16cid="http://schemas.microsoft.com/office/word/2016/wordml/cid" xmlns:w16se="http://schemas.microsoft.com/office/word/2015/wordml/symex" mc:Ignorable="w14 w15 w16se w16cid">
   <w:docDefaults>
     <w:rPrDefault>
       <w:rPr>
@@ -2371,7 +3189,7 @@
     </w:rPrDefault>
     <w:pPrDefault/>
   </w:docDefaults>
-  <w:latentStyles w:defLockedState="0" w:defUIPriority="99" w:defSemiHidden="0" w:defUnhideWhenUsed="0" w:defQFormat="0" w:count="376">
+  <w:latentStyles w:defLockedState="0" w:defUIPriority="99" w:defSemiHidden="0" w:defUnhideWhenUsed="0" w:defQFormat="0" w:count="375">
     <w:lsdException w:name="Normal" w:uiPriority="0" w:qFormat="1"/>
     <w:lsdException w:name="heading 1" w:uiPriority="9" w:qFormat="1"/>
     <w:lsdException w:name="heading 2" w:semiHidden="1" w:uiPriority="9" w:unhideWhenUsed="1" w:qFormat="1"/>
@@ -2747,7 +3565,6 @@
     <w:lsdException w:name="Smart Hyperlink" w:semiHidden="1" w:unhideWhenUsed="1"/>
     <w:lsdException w:name="Hashtag" w:semiHidden="1" w:unhideWhenUsed="1"/>
     <w:lsdException w:name="Unresolved Mention" w:semiHidden="1" w:unhideWhenUsed="1"/>
-    <w:lsdException w:name="Smart Link" w:semiHidden="1" w:unhideWhenUsed="1"/>
   </w:latentStyles>
   <w:style w:type="paragraph" w:default="1" w:styleId="a">
     <w:name w:val="Normal"/>

--- a/templates/docx/contracts/by_company/kns_grupp/contract_template.docx
+++ b/templates/docx/contracts/by_company/kns_grupp/contract_template.docx
@@ -1837,29 +1837,7 @@
                 <w:szCs w:val="22"/>
                 <w:lang w:val="en-US"/>
               </w:rPr>
-              <w:t xml:space="preserve">{{ company.legal_address_line1 }} </w:t>
-            </w:r>
-          </w:p>
-          <w:p>
-            <w:pPr>
-              <w:pStyle w:val="ConsDTNormal"/>
-              <w:spacing w:line="259" w:lineRule="auto"/>
-              <w:jc w:val="left"/>
-              <w:rPr>
-                <w:rFonts w:asciiTheme="minorHAnsi" w:hAnsiTheme="minorHAnsi" w:cstheme="minorHAnsi"/>
-                <w:sz w:val="22"/>
-                <w:szCs w:val="22"/>
-                <w:lang w:val="en-US"/>
-              </w:rPr>
-            </w:pPr>
-            <w:r>
-              <w:rPr>
-                <w:rFonts w:asciiTheme="minorHAnsi" w:hAnsiTheme="minorHAnsi" w:cstheme="minorHAnsi"/>
-                <w:sz w:val="22"/>
-                <w:szCs w:val="22"/>
-                <w:lang w:val="en-US"/>
-              </w:rPr>
-              <w:t>{{ company.legal_address_line2 }}</w:t>
+              <w:t xml:space="preserve">{{ company.legal_address }} </w:t>
             </w:r>
           </w:p>
           <w:p>
@@ -2272,7 +2250,7 @@
                 <w:szCs w:val="22"/>
                 <w:lang w:val="en-US"/>
               </w:rPr>
-              <w:t>{{ applicant.home_address_line1 }} {{ applicant.home_address_line2 }}</w:t>
+              <w:t xml:space="preserve">{{ applicant.home_address }}</w:t>
             </w:r>
           </w:p>
           <w:p>
